--- a/systems/example-01-ism/Example_Research_Network.docx
+++ b/systems/example-01-ism/Example_Research_Network.docx
@@ -75,7 +75,7 @@
         <w:t xml:space="preserve">Security Level: </w:t>
       </w:r>
       <w:r>
-        <w:t>fips-199-moderate</w:t>
+        <w:t>ism-nc (Non-classified)</w:t>
       </w:r>
     </w:p>
     <w:p>
@@ -727,7 +727,7 @@
               <w:rPr>
                 <w:sz w:val="18"/>
               </w:rPr>
-              <w:t>fips-199-moderate</w:t>
+              <w:t>AusGov-BIL-Insignificant</w:t>
             </w:r>
           </w:p>
         </w:tc>
@@ -740,7 +740,7 @@
               <w:rPr>
                 <w:sz w:val="18"/>
               </w:rPr>
-              <w:t>fips-199-moderate</w:t>
+              <w:t>AusGov-BIL-Insignificant</w:t>
             </w:r>
           </w:p>
         </w:tc>
@@ -753,7 +753,7 @@
               <w:rPr>
                 <w:sz w:val="18"/>
               </w:rPr>
-              <w:t>fips-199-moderate</w:t>
+              <w:t>AusGov-BIL-Insignificant</w:t>
             </w:r>
           </w:p>
         </w:tc>
@@ -794,7 +794,7 @@
               <w:rPr>
                 <w:sz w:val="18"/>
               </w:rPr>
-              <w:t>fips-199-moderate</w:t>
+              <w:t>AusGov-BIL-Insignificant</w:t>
             </w:r>
           </w:p>
         </w:tc>
@@ -807,7 +807,7 @@
               <w:rPr>
                 <w:sz w:val="18"/>
               </w:rPr>
-              <w:t>fips-199-moderate</w:t>
+              <w:t>AusGov-BIL-Insignificant</w:t>
             </w:r>
           </w:p>
         </w:tc>
@@ -820,7 +820,7 @@
               <w:rPr>
                 <w:sz w:val="18"/>
               </w:rPr>
-              <w:t>fips-199-moderate</w:t>
+              <w:t>AusGov-BIL-Insignificant</w:t>
             </w:r>
           </w:p>
         </w:tc>
@@ -861,7 +861,7 @@
               <w:rPr>
                 <w:sz w:val="18"/>
               </w:rPr>
-              <w:t>fips-199-moderate</w:t>
+              <w:t>AusGov-BIL-Low</w:t>
             </w:r>
           </w:p>
         </w:tc>
@@ -874,7 +874,7 @@
               <w:rPr>
                 <w:sz w:val="18"/>
               </w:rPr>
-              <w:t>fips-199-moderate</w:t>
+              <w:t>AusGov-BIL-Low</w:t>
             </w:r>
           </w:p>
         </w:tc>
@@ -887,7 +887,7 @@
               <w:rPr>
                 <w:sz w:val="18"/>
               </w:rPr>
-              <w:t>fips-199-moderate</w:t>
+              <w:t>AusGov-BIL-Low</w:t>
             </w:r>
           </w:p>
         </w:tc>
